--- a/docs/AIVES - Workflow Definition.docx
+++ b/docs/AIVES - Workflow Definition.docx
@@ -881,7 +881,7 @@
           <w:sz w:val="24"/>
           <w:szCs w:val="24"/>
         </w:rPr>
-        <w:t xml:space="preserve">Student starts the viva examination. </w:t>
+        <w:t xml:space="preserve">Student starts the viva examination (the exam session must be OPEN and inside its opens_at–closes_at window).</w:t>
       </w:r>
     </w:p>
     <w:p>
@@ -904,7 +904,7 @@
           <w:sz w:val="24"/>
           <w:szCs w:val="24"/>
         </w:rPr>
-        <w:t xml:space="preserve">System presents the current question to the student. </w:t>
+        <w:t xml:space="preserve">System picks the student's main questions (no overlap with the most recent candidates, same Bloom mix for everyone), warms the STT Lambda and presents the current question as text with Kokoro TTS audio.</w:t>
       </w:r>
     </w:p>
     <w:p>
@@ -927,7 +927,7 @@
           <w:sz w:val="24"/>
           <w:szCs w:val="24"/>
         </w:rPr>
-        <w:t xml:space="preserve">Student provides a spoken answer. </w:t>
+        <w:t xml:space="preserve">Student provides a spoken answer.</w:t>
       </w:r>
     </w:p>
     <w:p>
@@ -950,7 +950,7 @@
           <w:sz w:val="24"/>
           <w:szCs w:val="24"/>
         </w:rPr>
-        <w:t xml:space="preserve">System receives the student's raw audio through the API Gateway. </w:t>
+        <w:t xml:space="preserve">The browser uploads the answer audio over HTTPS (CloudFront, /api) to the Node.js backend running in Docker on EC2.</w:t>
       </w:r>
     </w:p>
     <w:p>
@@ -973,7 +973,7 @@
           <w:sz w:val="24"/>
           <w:szCs w:val="24"/>
         </w:rPr>
-        <w:t xml:space="preserve">System stores the raw audio in Amazon S3. </w:t>
+        <w:t xml:space="preserve">System stores the raw audio in Amazon S3.</w:t>
       </w:r>
     </w:p>
     <w:p>
@@ -996,7 +996,7 @@
           <w:sz w:val="24"/>
           <w:szCs w:val="24"/>
         </w:rPr>
-        <w:t xml:space="preserve">System retrieves the stored audio and sends it to Amazon Transcribe. </w:t>
+        <w:t xml:space="preserve">System invokes the STT Lambda (aives-prod-stt) with the audio.</w:t>
       </w:r>
     </w:p>
     <w:p>
@@ -1019,7 +1019,7 @@
           <w:sz w:val="24"/>
           <w:szCs w:val="24"/>
         </w:rPr>
-        <w:t xml:space="preserve">Amazon Transcribe converts the student's speech into text. </w:t>
+        <w:t xml:space="preserve">The STT Lambda (PhoWhisper-small for Vietnamese, Whisper small for English) converts the student's speech into text.</w:t>
       </w:r>
     </w:p>
     <w:p>
@@ -1042,7 +1042,7 @@
           <w:sz w:val="24"/>
           <w:szCs w:val="24"/>
         </w:rPr>
-        <w:t xml:space="preserve">System processes the transcript and sends it to Amazon Bedrock. </w:t>
+        <w:t xml:space="preserve">System loads the session context from Amazon DynamoDB (rebuilt from Postgres if missing) and sends the question, key points and answer to Amazon Bedrock (Nova Pro).</w:t>
       </w:r>
     </w:p>
     <w:p>
@@ -1065,7 +1065,7 @@
           <w:sz w:val="24"/>
           <w:szCs w:val="24"/>
         </w:rPr>
-        <w:t xml:space="preserve">Amazon Bedrock analyzes the student's answer and retrieves the current session context. </w:t>
+        <w:t xml:space="preserve">Amazon Bedrock proposes a follow-up or the next main question; the system enforces the limits (session deadline, empty answer, follow-up caps per question and per candidate).</w:t>
       </w:r>
     </w:p>
     <w:p>
@@ -1088,7 +1088,7 @@
           <w:sz w:val="24"/>
           <w:szCs w:val="24"/>
         </w:rPr>
-        <w:t xml:space="preserve">System stores the updated session context in Amazon DynamoDB. </w:t>
+        <w:t xml:space="preserve">System stores the turn in Postgres and the updated session context in Amazon DynamoDB.</w:t>
       </w:r>
     </w:p>
     <w:p>
@@ -1111,7 +1111,7 @@
           <w:sz w:val="24"/>
           <w:szCs w:val="24"/>
         </w:rPr>
-        <w:t xml:space="preserve">Amazon Bedrock generates the next question based on the student's answer and session context. </w:t>
+        <w:t xml:space="preserve">System builds the next question: the follow-up proposed by Bedrock or the next main question.</w:t>
       </w:r>
     </w:p>
     <w:p>
@@ -1134,7 +1134,7 @@
           <w:sz w:val="24"/>
           <w:szCs w:val="24"/>
         </w:rPr>
-        <w:t xml:space="preserve">Amazon Polly converts the generated question into speech. </w:t>
+        <w:t xml:space="preserve">The TTS Lambda (aives-prod-tts, Kokoro-82M) converts the question into speech; audio is cached in S3 (tts-cache/&lt;sha256&gt;.wav) and pre-generated audio is reused.</w:t>
       </w:r>
     </w:p>
     <w:p>
@@ -1263,41 +1263,13 @@
           <w:szCs w:val="24"/>
         </w:rPr>
       </w:pPr>
-      <w:proofErr w:type="spellStart"/>
-      <w:r>
-        <w:rPr>
-          <w:rFonts w:ascii="Times New Roman" w:eastAsia="Times New Roman" w:hAnsi="Times New Roman" w:cs="Times New Roman"/>
-          <w:sz w:val="24"/>
-          <w:szCs w:val="24"/>
-        </w:rPr>
-        <w:t>Tại</w:t>
-      </w:r>
-      <w:proofErr w:type="spellEnd"/>
-      <w:r>
-        <w:rPr>
-          <w:rFonts w:ascii="Times New Roman" w:eastAsia="Times New Roman" w:hAnsi="Times New Roman" w:cs="Times New Roman"/>
-          <w:sz w:val="24"/>
-          <w:szCs w:val="24"/>
-        </w:rPr>
-        <w:t xml:space="preserve"> </w:t>
-      </w:r>
-      <w:r>
-        <w:rPr>
-          <w:rFonts w:ascii="Times New Roman" w:eastAsia="Times New Roman" w:hAnsi="Times New Roman" w:cs="Times New Roman"/>
-          <w:b/>
-          <w:bCs/>
-          <w:sz w:val="24"/>
-          <w:szCs w:val="24"/>
-        </w:rPr>
-        <w:t>Step 2</w:t>
-      </w:r>
-      <w:r>
-        <w:rPr>
-          <w:rFonts w:ascii="Times New Roman" w:eastAsia="Times New Roman" w:hAnsi="Times New Roman" w:cs="Times New Roman"/>
-          <w:sz w:val="24"/>
-          <w:szCs w:val="24"/>
-        </w:rPr>
-        <w:t>:</w:t>
+      <w:r>
+        <w:rPr>
+          <w:rFonts w:ascii="Times New Roman" w:eastAsia="Times New Roman" w:hAnsi="Times New Roman" w:cs="Times New Roman"/>
+          <w:sz w:val="24"/>
+          <w:szCs w:val="24"/>
+        </w:rPr>
+        <w:t xml:space="preserve">Tại Step 4:</w:t>
       </w:r>
     </w:p>
     <w:p>
@@ -1334,7 +1306,7 @@
           <w:sz w:val="20"/>
           <w:szCs w:val="20"/>
         </w:rPr>
-        <w:t>API Gateway receives invalid/empty audio</w:t>
+        <w:t xml:space="preserve">Backend receives invalid/empty audio</w:t>
       </w:r>
     </w:p>
     <w:p>
@@ -1612,41 +1584,13 @@
           <w:szCs w:val="24"/>
         </w:rPr>
       </w:pPr>
-      <w:proofErr w:type="spellStart"/>
-      <w:r>
-        <w:rPr>
-          <w:rFonts w:ascii="Times New Roman" w:eastAsia="Times New Roman" w:hAnsi="Times New Roman" w:cs="Times New Roman"/>
-          <w:sz w:val="24"/>
-          <w:szCs w:val="24"/>
-        </w:rPr>
-        <w:t>Tại</w:t>
-      </w:r>
-      <w:proofErr w:type="spellEnd"/>
-      <w:r>
-        <w:rPr>
-          <w:rFonts w:ascii="Times New Roman" w:eastAsia="Times New Roman" w:hAnsi="Times New Roman" w:cs="Times New Roman"/>
-          <w:sz w:val="24"/>
-          <w:szCs w:val="24"/>
-        </w:rPr>
-        <w:t xml:space="preserve"> </w:t>
-      </w:r>
-      <w:r>
-        <w:rPr>
-          <w:rFonts w:ascii="Times New Roman" w:eastAsia="Times New Roman" w:hAnsi="Times New Roman" w:cs="Times New Roman"/>
-          <w:b/>
-          <w:bCs/>
-          <w:sz w:val="24"/>
-          <w:szCs w:val="24"/>
-        </w:rPr>
-        <w:t>Step 3</w:t>
-      </w:r>
-      <w:r>
-        <w:rPr>
-          <w:rFonts w:ascii="Times New Roman" w:eastAsia="Times New Roman" w:hAnsi="Times New Roman" w:cs="Times New Roman"/>
-          <w:sz w:val="24"/>
-          <w:szCs w:val="24"/>
-        </w:rPr>
-        <w:t>:</w:t>
+      <w:r>
+        <w:rPr>
+          <w:rFonts w:ascii="Times New Roman" w:eastAsia="Times New Roman" w:hAnsi="Times New Roman" w:cs="Times New Roman"/>
+          <w:sz w:val="24"/>
+          <w:szCs w:val="24"/>
+        </w:rPr>
+        <w:t xml:space="preserve">Tại Step 5:</w:t>
       </w:r>
     </w:p>
     <w:p>
@@ -1683,7 +1627,7 @@
           <w:sz w:val="20"/>
           <w:szCs w:val="20"/>
         </w:rPr>
-        <w:t>Write Lambda cannot store audio</w:t>
+        <w:t xml:space="preserve">Backend cannot store the audio in S3</w:t>
       </w:r>
     </w:p>
     <w:p>
@@ -1831,7 +1775,7 @@
           <w:sz w:val="20"/>
           <w:szCs w:val="20"/>
         </w:rPr>
-        <w:t>Retry storage operation</w:t>
+        <w:t xml:space="preserve">Retry storage up to 3 times (keep the audio in memory)</w:t>
       </w:r>
     </w:p>
     <w:p>
@@ -1905,7 +1849,7 @@
           <w:sz w:val="20"/>
           <w:szCs w:val="20"/>
         </w:rPr>
-        <w:t>If retry fails → notify Student / terminate current attempt</w:t>
+        <w:t xml:space="preserve">If retry fails → mark the turn FAILED and continue the interview</w:t>
       </w:r>
     </w:p>
     <w:p>
@@ -1960,41 +1904,13 @@
           <w:szCs w:val="24"/>
         </w:rPr>
       </w:pPr>
-      <w:proofErr w:type="spellStart"/>
-      <w:r>
-        <w:rPr>
-          <w:rFonts w:ascii="Times New Roman" w:eastAsia="Times New Roman" w:hAnsi="Times New Roman" w:cs="Times New Roman"/>
-          <w:sz w:val="24"/>
-          <w:szCs w:val="24"/>
-        </w:rPr>
-        <w:t>Tại</w:t>
-      </w:r>
-      <w:proofErr w:type="spellEnd"/>
-      <w:r>
-        <w:rPr>
-          <w:rFonts w:ascii="Times New Roman" w:eastAsia="Times New Roman" w:hAnsi="Times New Roman" w:cs="Times New Roman"/>
-          <w:sz w:val="24"/>
-          <w:szCs w:val="24"/>
-        </w:rPr>
-        <w:t xml:space="preserve"> </w:t>
-      </w:r>
-      <w:r>
-        <w:rPr>
-          <w:rFonts w:ascii="Times New Roman" w:eastAsia="Times New Roman" w:hAnsi="Times New Roman" w:cs="Times New Roman"/>
-          <w:b/>
-          <w:bCs/>
-          <w:sz w:val="24"/>
-          <w:szCs w:val="24"/>
-        </w:rPr>
-        <w:t>Step 6</w:t>
-      </w:r>
-      <w:r>
-        <w:rPr>
-          <w:rFonts w:ascii="Times New Roman" w:eastAsia="Times New Roman" w:hAnsi="Times New Roman" w:cs="Times New Roman"/>
-          <w:sz w:val="24"/>
-          <w:szCs w:val="24"/>
-        </w:rPr>
-        <w:t>:</w:t>
+      <w:r>
+        <w:rPr>
+          <w:rFonts w:ascii="Times New Roman" w:eastAsia="Times New Roman" w:hAnsi="Times New Roman" w:cs="Times New Roman"/>
+          <w:sz w:val="24"/>
+          <w:szCs w:val="24"/>
+        </w:rPr>
+        <w:t xml:space="preserve">Tại Step 7:</w:t>
       </w:r>
     </w:p>
     <w:p>
@@ -2031,7 +1947,7 @@
           <w:sz w:val="20"/>
           <w:szCs w:val="20"/>
         </w:rPr>
-        <w:t>Transcribe cannot produce transcript</w:t>
+        <w:t xml:space="preserve">STT Lambda cannot produce a transcript (error or timeout)</w:t>
       </w:r>
     </w:p>
     <w:p>
@@ -2308,41 +2224,13 @@
           <w:szCs w:val="24"/>
         </w:rPr>
       </w:pPr>
-      <w:proofErr w:type="spellStart"/>
-      <w:r>
-        <w:rPr>
-          <w:rFonts w:ascii="Times New Roman" w:eastAsia="Times New Roman" w:hAnsi="Times New Roman" w:cs="Times New Roman"/>
-          <w:sz w:val="24"/>
-          <w:szCs w:val="24"/>
-        </w:rPr>
-        <w:t>Tại</w:t>
-      </w:r>
-      <w:proofErr w:type="spellEnd"/>
-      <w:r>
-        <w:rPr>
-          <w:rFonts w:ascii="Times New Roman" w:eastAsia="Times New Roman" w:hAnsi="Times New Roman" w:cs="Times New Roman"/>
-          <w:sz w:val="24"/>
-          <w:szCs w:val="24"/>
-        </w:rPr>
-        <w:t xml:space="preserve"> </w:t>
-      </w:r>
-      <w:r>
-        <w:rPr>
-          <w:rFonts w:ascii="Times New Roman" w:eastAsia="Times New Roman" w:hAnsi="Times New Roman" w:cs="Times New Roman"/>
-          <w:b/>
-          <w:bCs/>
-          <w:sz w:val="24"/>
-          <w:szCs w:val="24"/>
-        </w:rPr>
-        <w:t>Step 8</w:t>
-      </w:r>
-      <w:r>
-        <w:rPr>
-          <w:rFonts w:ascii="Times New Roman" w:eastAsia="Times New Roman" w:hAnsi="Times New Roman" w:cs="Times New Roman"/>
-          <w:sz w:val="24"/>
-          <w:szCs w:val="24"/>
-        </w:rPr>
-        <w:t>:</w:t>
+      <w:r>
+        <w:rPr>
+          <w:rFonts w:ascii="Times New Roman" w:eastAsia="Times New Roman" w:hAnsi="Times New Roman" w:cs="Times New Roman"/>
+          <w:sz w:val="24"/>
+          <w:szCs w:val="24"/>
+        </w:rPr>
+        <w:t xml:space="preserve">Tại Step 9:</w:t>
       </w:r>
     </w:p>
     <w:p>
@@ -2601,7 +2489,7 @@
           <w:sz w:val="20"/>
           <w:szCs w:val="20"/>
         </w:rPr>
-        <w:t>If failure persists → fallback / manual intervention</w:t>
+        <w:t xml:space="preserve">If failure persists → move to the next main question and record processing_failure</w:t>
       </w:r>
     </w:p>
     <w:p>
@@ -2656,41 +2544,13 @@
           <w:szCs w:val="24"/>
         </w:rPr>
       </w:pPr>
-      <w:proofErr w:type="spellStart"/>
-      <w:r>
-        <w:rPr>
-          <w:rFonts w:ascii="Times New Roman" w:eastAsia="Times New Roman" w:hAnsi="Times New Roman" w:cs="Times New Roman"/>
-          <w:sz w:val="24"/>
-          <w:szCs w:val="24"/>
-        </w:rPr>
-        <w:t>Tại</w:t>
-      </w:r>
-      <w:proofErr w:type="spellEnd"/>
-      <w:r>
-        <w:rPr>
-          <w:rFonts w:ascii="Times New Roman" w:eastAsia="Times New Roman" w:hAnsi="Times New Roman" w:cs="Times New Roman"/>
-          <w:sz w:val="24"/>
-          <w:szCs w:val="24"/>
-        </w:rPr>
-        <w:t xml:space="preserve"> </w:t>
-      </w:r>
-      <w:r>
-        <w:rPr>
-          <w:rFonts w:ascii="Times New Roman" w:eastAsia="Times New Roman" w:hAnsi="Times New Roman" w:cs="Times New Roman"/>
-          <w:b/>
-          <w:bCs/>
-          <w:sz w:val="24"/>
-          <w:szCs w:val="24"/>
-        </w:rPr>
-        <w:t>Step 8</w:t>
-      </w:r>
-      <w:r>
-        <w:rPr>
-          <w:rFonts w:ascii="Times New Roman" w:eastAsia="Times New Roman" w:hAnsi="Times New Roman" w:cs="Times New Roman"/>
-          <w:sz w:val="24"/>
-          <w:szCs w:val="24"/>
-        </w:rPr>
-        <w:t>:</w:t>
+      <w:r>
+        <w:rPr>
+          <w:rFonts w:ascii="Times New Roman" w:eastAsia="Times New Roman" w:hAnsi="Times New Roman" w:cs="Times New Roman"/>
+          <w:sz w:val="24"/>
+          <w:szCs w:val="24"/>
+        </w:rPr>
+        <w:t xml:space="preserve">Tại Step 8:</w:t>
       </w:r>
     </w:p>
     <w:p>
@@ -2875,7 +2735,7 @@
           <w:sz w:val="20"/>
           <w:szCs w:val="20"/>
         </w:rPr>
-        <w:t>Retry retrieving session context</w:t>
+        <w:t xml:space="preserve">Retry, then rebuild the context from Postgres</w:t>
       </w:r>
     </w:p>
     <w:p>
@@ -2949,8 +2809,7 @@
           <w:sz w:val="20"/>
           <w:szCs w:val="20"/>
         </w:rPr>
-        <w:lastRenderedPageBreak/>
-        <w:t>If unsuccessful → pause interview</w:t>
+        <w:t xml:space="preserve">If unsuccessful → pause interview (paused time is added back to the deadline)</w:t>
       </w:r>
     </w:p>
     <w:p>
@@ -3011,223 +2870,7 @@
           <w:sz w:val="24"/>
           <w:szCs w:val="24"/>
         </w:rPr>
-        <w:t xml:space="preserve">Sau </w:t>
-      </w:r>
-      <w:r>
-        <w:rPr>
-          <w:rFonts w:ascii="Times New Roman" w:eastAsia="Times New Roman" w:hAnsi="Times New Roman" w:cs="Times New Roman"/>
-          <w:b/>
-          <w:bCs/>
-          <w:sz w:val="24"/>
-          <w:szCs w:val="24"/>
-        </w:rPr>
-        <w:t>Step 11</w:t>
-      </w:r>
-      <w:r>
-        <w:rPr>
-          <w:rFonts w:ascii="Times New Roman" w:eastAsia="Times New Roman" w:hAnsi="Times New Roman" w:cs="Times New Roman"/>
-          <w:sz w:val="24"/>
-          <w:szCs w:val="24"/>
-        </w:rPr>
-        <w:t xml:space="preserve">, </w:t>
-      </w:r>
-      <w:proofErr w:type="spellStart"/>
-      <w:r>
-        <w:rPr>
-          <w:rFonts w:ascii="Times New Roman" w:eastAsia="Times New Roman" w:hAnsi="Times New Roman" w:cs="Times New Roman"/>
-          <w:sz w:val="24"/>
-          <w:szCs w:val="24"/>
-        </w:rPr>
-        <w:t>nếu</w:t>
-      </w:r>
-      <w:proofErr w:type="spellEnd"/>
-      <w:r>
-        <w:rPr>
-          <w:rFonts w:ascii="Times New Roman" w:eastAsia="Times New Roman" w:hAnsi="Times New Roman" w:cs="Times New Roman"/>
-          <w:sz w:val="24"/>
-          <w:szCs w:val="24"/>
-        </w:rPr>
-        <w:t xml:space="preserve"> </w:t>
-      </w:r>
-      <w:proofErr w:type="spellStart"/>
-      <w:r>
-        <w:rPr>
-          <w:rFonts w:ascii="Times New Roman" w:eastAsia="Times New Roman" w:hAnsi="Times New Roman" w:cs="Times New Roman"/>
-          <w:sz w:val="24"/>
-          <w:szCs w:val="24"/>
-        </w:rPr>
-        <w:t>hệ</w:t>
-      </w:r>
-      <w:proofErr w:type="spellEnd"/>
-      <w:r>
-        <w:rPr>
-          <w:rFonts w:ascii="Times New Roman" w:eastAsia="Times New Roman" w:hAnsi="Times New Roman" w:cs="Times New Roman"/>
-          <w:sz w:val="24"/>
-          <w:szCs w:val="24"/>
-        </w:rPr>
-        <w:t xml:space="preserve"> </w:t>
-      </w:r>
-      <w:proofErr w:type="spellStart"/>
-      <w:r>
-        <w:rPr>
-          <w:rFonts w:ascii="Times New Roman" w:eastAsia="Times New Roman" w:hAnsi="Times New Roman" w:cs="Times New Roman"/>
-          <w:sz w:val="24"/>
-          <w:szCs w:val="24"/>
-        </w:rPr>
-        <w:t>thống</w:t>
-      </w:r>
-      <w:proofErr w:type="spellEnd"/>
-      <w:r>
-        <w:rPr>
-          <w:rFonts w:ascii="Times New Roman" w:eastAsia="Times New Roman" w:hAnsi="Times New Roman" w:cs="Times New Roman"/>
-          <w:sz w:val="24"/>
-          <w:szCs w:val="24"/>
-        </w:rPr>
-        <w:t xml:space="preserve"> </w:t>
-      </w:r>
-      <w:proofErr w:type="spellStart"/>
-      <w:r>
-        <w:rPr>
-          <w:rFonts w:ascii="Times New Roman" w:eastAsia="Times New Roman" w:hAnsi="Times New Roman" w:cs="Times New Roman"/>
-          <w:sz w:val="24"/>
-          <w:szCs w:val="24"/>
-        </w:rPr>
-        <w:t>xác</w:t>
-      </w:r>
-      <w:proofErr w:type="spellEnd"/>
-      <w:r>
-        <w:rPr>
-          <w:rFonts w:ascii="Times New Roman" w:eastAsia="Times New Roman" w:hAnsi="Times New Roman" w:cs="Times New Roman"/>
-          <w:sz w:val="24"/>
-          <w:szCs w:val="24"/>
-        </w:rPr>
-        <w:t xml:space="preserve"> </w:t>
-      </w:r>
-      <w:proofErr w:type="spellStart"/>
-      <w:r>
-        <w:rPr>
-          <w:rFonts w:ascii="Times New Roman" w:eastAsia="Times New Roman" w:hAnsi="Times New Roman" w:cs="Times New Roman"/>
-          <w:sz w:val="24"/>
-          <w:szCs w:val="24"/>
-        </w:rPr>
-        <w:t>định</w:t>
-      </w:r>
-      <w:proofErr w:type="spellEnd"/>
-      <w:r>
-        <w:rPr>
-          <w:rFonts w:ascii="Times New Roman" w:eastAsia="Times New Roman" w:hAnsi="Times New Roman" w:cs="Times New Roman"/>
-          <w:sz w:val="24"/>
-          <w:szCs w:val="24"/>
-        </w:rPr>
-        <w:t xml:space="preserve"> </w:t>
-      </w:r>
-      <w:proofErr w:type="spellStart"/>
-      <w:r>
-        <w:rPr>
-          <w:rFonts w:ascii="Times New Roman" w:eastAsia="Times New Roman" w:hAnsi="Times New Roman" w:cs="Times New Roman"/>
-          <w:sz w:val="24"/>
-          <w:szCs w:val="24"/>
-        </w:rPr>
-        <w:t>đã</w:t>
-      </w:r>
-      <w:proofErr w:type="spellEnd"/>
-      <w:r>
-        <w:rPr>
-          <w:rFonts w:ascii="Times New Roman" w:eastAsia="Times New Roman" w:hAnsi="Times New Roman" w:cs="Times New Roman"/>
-          <w:sz w:val="24"/>
-          <w:szCs w:val="24"/>
-        </w:rPr>
-        <w:t xml:space="preserve"> </w:t>
-      </w:r>
-      <w:proofErr w:type="spellStart"/>
-      <w:r>
-        <w:rPr>
-          <w:rFonts w:ascii="Times New Roman" w:eastAsia="Times New Roman" w:hAnsi="Times New Roman" w:cs="Times New Roman"/>
-          <w:sz w:val="24"/>
-          <w:szCs w:val="24"/>
-        </w:rPr>
-        <w:t>đạt</w:t>
-      </w:r>
-      <w:proofErr w:type="spellEnd"/>
-      <w:r>
-        <w:rPr>
-          <w:rFonts w:ascii="Times New Roman" w:eastAsia="Times New Roman" w:hAnsi="Times New Roman" w:cs="Times New Roman"/>
-          <w:sz w:val="24"/>
-          <w:szCs w:val="24"/>
-        </w:rPr>
-        <w:t xml:space="preserve"> </w:t>
-      </w:r>
-      <w:proofErr w:type="spellStart"/>
-      <w:r>
-        <w:rPr>
-          <w:rFonts w:ascii="Times New Roman" w:eastAsia="Times New Roman" w:hAnsi="Times New Roman" w:cs="Times New Roman"/>
-          <w:sz w:val="24"/>
-          <w:szCs w:val="24"/>
-        </w:rPr>
-        <w:t>điều</w:t>
-      </w:r>
-      <w:proofErr w:type="spellEnd"/>
-      <w:r>
-        <w:rPr>
-          <w:rFonts w:ascii="Times New Roman" w:eastAsia="Times New Roman" w:hAnsi="Times New Roman" w:cs="Times New Roman"/>
-          <w:sz w:val="24"/>
-          <w:szCs w:val="24"/>
-        </w:rPr>
-        <w:t xml:space="preserve"> </w:t>
-      </w:r>
-      <w:proofErr w:type="spellStart"/>
-      <w:r>
-        <w:rPr>
-          <w:rFonts w:ascii="Times New Roman" w:eastAsia="Times New Roman" w:hAnsi="Times New Roman" w:cs="Times New Roman"/>
-          <w:sz w:val="24"/>
-          <w:szCs w:val="24"/>
-        </w:rPr>
-        <w:t>kiện</w:t>
-      </w:r>
-      <w:proofErr w:type="spellEnd"/>
-      <w:r>
-        <w:rPr>
-          <w:rFonts w:ascii="Times New Roman" w:eastAsia="Times New Roman" w:hAnsi="Times New Roman" w:cs="Times New Roman"/>
-          <w:sz w:val="24"/>
-          <w:szCs w:val="24"/>
-        </w:rPr>
-        <w:t xml:space="preserve"> </w:t>
-      </w:r>
-      <w:proofErr w:type="spellStart"/>
-      <w:r>
-        <w:rPr>
-          <w:rFonts w:ascii="Times New Roman" w:eastAsia="Times New Roman" w:hAnsi="Times New Roman" w:cs="Times New Roman"/>
-          <w:sz w:val="24"/>
-          <w:szCs w:val="24"/>
-        </w:rPr>
-        <w:t>kết</w:t>
-      </w:r>
-      <w:proofErr w:type="spellEnd"/>
-      <w:r>
-        <w:rPr>
-          <w:rFonts w:ascii="Times New Roman" w:eastAsia="Times New Roman" w:hAnsi="Times New Roman" w:cs="Times New Roman"/>
-          <w:sz w:val="24"/>
-          <w:szCs w:val="24"/>
-        </w:rPr>
-        <w:t xml:space="preserve"> </w:t>
-      </w:r>
-      <w:proofErr w:type="spellStart"/>
-      <w:r>
-        <w:rPr>
-          <w:rFonts w:ascii="Times New Roman" w:eastAsia="Times New Roman" w:hAnsi="Times New Roman" w:cs="Times New Roman"/>
-          <w:sz w:val="24"/>
-          <w:szCs w:val="24"/>
-        </w:rPr>
-        <w:t>thúc</w:t>
-      </w:r>
-      <w:proofErr w:type="spellEnd"/>
-      <w:r>
-        <w:rPr>
-          <w:rFonts w:ascii="Times New Roman" w:eastAsia="Times New Roman" w:hAnsi="Times New Roman" w:cs="Times New Roman"/>
-          <w:sz w:val="24"/>
-          <w:szCs w:val="24"/>
-        </w:rPr>
-        <w:t>:</w:t>
+        <w:t xml:space="preserve">Sau Step 14, nếu hệ thống xác định đã đạt điều kiện kết thúc:</w:t>
       </w:r>
     </w:p>
     <w:p>
@@ -3753,10 +3396,320 @@
           <w:sz w:val="20"/>
           <w:szCs w:val="20"/>
         </w:rPr>
-        <w:t>Return to Step 1</w:t>
+        <w:t xml:space="preserve">Return to Step 3</w:t>
       </w:r>
     </w:p>
     <w:p/>
+    <w:p>
+      <w:pPr>
+        <w:spacing w:after="0" w:line="240" w:lineRule="auto"/>
+        <w:rPr>
+          <w:rFonts w:ascii="Times New Roman" w:eastAsia="Times New Roman" w:hAnsi="Times New Roman" w:cs="Times New Roman"/>
+          <w:sz w:val="24"/>
+          <w:szCs w:val="24"/>
+        </w:rPr>
+      </w:pPr>
+    </w:p>
+    <w:p>
+      <w:pPr>
+        <w:spacing w:before="100" w:beforeAutospacing="1" w:after="100" w:afterAutospacing="1" w:line="240" w:lineRule="auto"/>
+        <w:outlineLvl w:val="2"/>
+        <w:rPr>
+          <w:rFonts w:ascii="Times New Roman" w:eastAsia="Times New Roman" w:hAnsi="Times New Roman" w:cs="Times New Roman"/>
+          <w:b/>
+          <w:bCs/>
+          <w:sz w:val="27"/>
+          <w:szCs w:val="27"/>
+        </w:rPr>
+      </w:pPr>
+      <w:r>
+        <w:rPr>
+          <w:rFonts w:ascii="Times New Roman" w:eastAsia="Times New Roman" w:hAnsi="Times New Roman" w:cs="Times New Roman"/>
+          <w:b/>
+          <w:bCs/>
+          <w:sz w:val="27"/>
+          <w:szCs w:val="27"/>
+        </w:rPr>
+        <w:t xml:space="preserve">A7 — Text-to-speech fails</w:t>
+      </w:r>
+    </w:p>
+    <w:p>
+      <w:pPr>
+        <w:spacing w:before="100" w:beforeAutospacing="1" w:after="100" w:afterAutospacing="1" w:line="240" w:lineRule="auto"/>
+        <w:rPr>
+          <w:rFonts w:ascii="Times New Roman" w:eastAsia="Times New Roman" w:hAnsi="Times New Roman" w:cs="Times New Roman"/>
+          <w:sz w:val="24"/>
+          <w:szCs w:val="24"/>
+        </w:rPr>
+      </w:pPr>
+      <w:r>
+        <w:rPr>
+          <w:rFonts w:ascii="Times New Roman" w:eastAsia="Times New Roman" w:hAnsi="Times New Roman" w:cs="Times New Roman"/>
+          <w:sz w:val="24"/>
+          <w:szCs w:val="24"/>
+        </w:rPr>
+        <w:t xml:space="preserve">Tại Step 2 hoặc Step 12:</w:t>
+      </w:r>
+    </w:p>
+    <w:p>
+      <w:pPr>
+        <w:tabs>
+          <w:tab w:val="left" w:pos="916"/>
+          <w:tab w:val="left" w:pos="1832"/>
+          <w:tab w:val="left" w:pos="2748"/>
+          <w:tab w:val="left" w:pos="3664"/>
+          <w:tab w:val="left" w:pos="4580"/>
+          <w:tab w:val="left" w:pos="5496"/>
+          <w:tab w:val="left" w:pos="6412"/>
+          <w:tab w:val="left" w:pos="7328"/>
+          <w:tab w:val="left" w:pos="8244"/>
+          <w:tab w:val="left" w:pos="9160"/>
+          <w:tab w:val="left" w:pos="10076"/>
+          <w:tab w:val="left" w:pos="10992"/>
+          <w:tab w:val="left" w:pos="11908"/>
+          <w:tab w:val="left" w:pos="12824"/>
+          <w:tab w:val="left" w:pos="13740"/>
+          <w:tab w:val="left" w:pos="14656"/>
+        </w:tabs>
+        <w:spacing w:after="0" w:line="240" w:lineRule="auto"/>
+        <w:ind w:left="720"/>
+        <w:rPr>
+          <w:rFonts w:ascii="Courier New" w:eastAsia="Times New Roman" w:hAnsi="Courier New" w:cs="Courier New"/>
+          <w:sz w:val="20"/>
+          <w:szCs w:val="20"/>
+        </w:rPr>
+      </w:pPr>
+      <w:r>
+        <w:rPr>
+          <w:rFonts w:ascii="Courier New" w:eastAsia="Times New Roman" w:hAnsi="Courier New" w:cs="Courier New"/>
+          <w:sz w:val="20"/>
+          <w:szCs w:val="20"/>
+        </w:rPr>
+        <w:t xml:space="preserve">TTS Lambda fails or times out</w:t>
+      </w:r>
+    </w:p>
+    <w:p>
+      <w:pPr>
+        <w:tabs>
+          <w:tab w:val="left" w:pos="916"/>
+          <w:tab w:val="left" w:pos="1832"/>
+          <w:tab w:val="left" w:pos="2748"/>
+          <w:tab w:val="left" w:pos="3664"/>
+          <w:tab w:val="left" w:pos="4580"/>
+          <w:tab w:val="left" w:pos="5496"/>
+          <w:tab w:val="left" w:pos="6412"/>
+          <w:tab w:val="left" w:pos="7328"/>
+          <w:tab w:val="left" w:pos="8244"/>
+          <w:tab w:val="left" w:pos="9160"/>
+          <w:tab w:val="left" w:pos="10076"/>
+          <w:tab w:val="left" w:pos="10992"/>
+          <w:tab w:val="left" w:pos="11908"/>
+          <w:tab w:val="left" w:pos="12824"/>
+          <w:tab w:val="left" w:pos="13740"/>
+          <w:tab w:val="left" w:pos="14656"/>
+        </w:tabs>
+        <w:spacing w:after="0" w:line="240" w:lineRule="auto"/>
+        <w:ind w:left="720"/>
+        <w:rPr>
+          <w:rFonts w:ascii="Courier New" w:eastAsia="Times New Roman" w:hAnsi="Courier New" w:cs="Courier New"/>
+          <w:sz w:val="20"/>
+          <w:szCs w:val="20"/>
+        </w:rPr>
+      </w:pPr>
+      <w:r>
+        <w:rPr>
+          <w:rFonts w:ascii="Courier New" w:eastAsia="Times New Roman" w:hAnsi="Courier New" w:cs="Courier New"/>
+          <w:sz w:val="20"/>
+          <w:szCs w:val="20"/>
+        </w:rPr>
+        <w:t xml:space="preserve">        ↓</w:t>
+      </w:r>
+    </w:p>
+    <w:p>
+      <w:pPr>
+        <w:tabs>
+          <w:tab w:val="left" w:pos="916"/>
+          <w:tab w:val="left" w:pos="1832"/>
+          <w:tab w:val="left" w:pos="2748"/>
+          <w:tab w:val="left" w:pos="3664"/>
+          <w:tab w:val="left" w:pos="4580"/>
+          <w:tab w:val="left" w:pos="5496"/>
+          <w:tab w:val="left" w:pos="6412"/>
+          <w:tab w:val="left" w:pos="7328"/>
+          <w:tab w:val="left" w:pos="8244"/>
+          <w:tab w:val="left" w:pos="9160"/>
+          <w:tab w:val="left" w:pos="10076"/>
+          <w:tab w:val="left" w:pos="10992"/>
+          <w:tab w:val="left" w:pos="11908"/>
+          <w:tab w:val="left" w:pos="12824"/>
+          <w:tab w:val="left" w:pos="13740"/>
+          <w:tab w:val="left" w:pos="14656"/>
+        </w:tabs>
+        <w:spacing w:after="0" w:line="240" w:lineRule="auto"/>
+        <w:ind w:left="720"/>
+        <w:rPr>
+          <w:rFonts w:ascii="Courier New" w:eastAsia="Times New Roman" w:hAnsi="Courier New" w:cs="Courier New"/>
+          <w:sz w:val="20"/>
+          <w:szCs w:val="20"/>
+        </w:rPr>
+      </w:pPr>
+      <w:r>
+        <w:rPr>
+          <w:rFonts w:ascii="Courier New" w:eastAsia="Times New Roman" w:hAnsi="Courier New" w:cs="Courier New"/>
+          <w:sz w:val="20"/>
+          <w:szCs w:val="20"/>
+        </w:rPr>
+        <w:t xml:space="preserve">System shows the question as text</w:t>
+      </w:r>
+    </w:p>
+    <w:p>
+      <w:pPr>
+        <w:tabs>
+          <w:tab w:val="left" w:pos="916"/>
+          <w:tab w:val="left" w:pos="1832"/>
+          <w:tab w:val="left" w:pos="2748"/>
+          <w:tab w:val="left" w:pos="3664"/>
+          <w:tab w:val="left" w:pos="4580"/>
+          <w:tab w:val="left" w:pos="5496"/>
+          <w:tab w:val="left" w:pos="6412"/>
+          <w:tab w:val="left" w:pos="7328"/>
+          <w:tab w:val="left" w:pos="8244"/>
+          <w:tab w:val="left" w:pos="9160"/>
+          <w:tab w:val="left" w:pos="10076"/>
+          <w:tab w:val="left" w:pos="10992"/>
+          <w:tab w:val="left" w:pos="11908"/>
+          <w:tab w:val="left" w:pos="12824"/>
+          <w:tab w:val="left" w:pos="13740"/>
+          <w:tab w:val="left" w:pos="14656"/>
+        </w:tabs>
+        <w:spacing w:after="0" w:line="240" w:lineRule="auto"/>
+        <w:ind w:left="720"/>
+        <w:rPr>
+          <w:rFonts w:ascii="Courier New" w:eastAsia="Times New Roman" w:hAnsi="Courier New" w:cs="Courier New"/>
+          <w:sz w:val="20"/>
+          <w:szCs w:val="20"/>
+        </w:rPr>
+      </w:pPr>
+      <w:r>
+        <w:rPr>
+          <w:rFonts w:ascii="Courier New" w:eastAsia="Times New Roman" w:hAnsi="Courier New" w:cs="Courier New"/>
+          <w:sz w:val="20"/>
+          <w:szCs w:val="20"/>
+        </w:rPr>
+        <w:t xml:space="preserve">        ↓</w:t>
+      </w:r>
+    </w:p>
+    <w:p>
+      <w:pPr>
+        <w:tabs>
+          <w:tab w:val="left" w:pos="916"/>
+          <w:tab w:val="left" w:pos="1832"/>
+          <w:tab w:val="left" w:pos="2748"/>
+          <w:tab w:val="left" w:pos="3664"/>
+          <w:tab w:val="left" w:pos="4580"/>
+          <w:tab w:val="left" w:pos="5496"/>
+          <w:tab w:val="left" w:pos="6412"/>
+          <w:tab w:val="left" w:pos="7328"/>
+          <w:tab w:val="left" w:pos="8244"/>
+          <w:tab w:val="left" w:pos="9160"/>
+          <w:tab w:val="left" w:pos="10076"/>
+          <w:tab w:val="left" w:pos="10992"/>
+          <w:tab w:val="left" w:pos="11908"/>
+          <w:tab w:val="left" w:pos="12824"/>
+          <w:tab w:val="left" w:pos="13740"/>
+          <w:tab w:val="left" w:pos="14656"/>
+        </w:tabs>
+        <w:spacing w:after="0" w:line="240" w:lineRule="auto"/>
+        <w:ind w:left="720"/>
+        <w:rPr>
+          <w:rFonts w:ascii="Courier New" w:eastAsia="Times New Roman" w:hAnsi="Courier New" w:cs="Courier New"/>
+          <w:sz w:val="20"/>
+          <w:szCs w:val="20"/>
+        </w:rPr>
+      </w:pPr>
+      <w:r>
+        <w:rPr>
+          <w:rFonts w:ascii="Courier New" w:eastAsia="Times New Roman" w:hAnsi="Courier New" w:cs="Courier New"/>
+          <w:sz w:val="20"/>
+          <w:szCs w:val="20"/>
+        </w:rPr>
+        <w:t xml:space="preserve">Browser reads it with Web Speech (fallback only)</w:t>
+      </w:r>
+    </w:p>
+    <w:p>
+      <w:pPr>
+        <w:tabs>
+          <w:tab w:val="left" w:pos="916"/>
+          <w:tab w:val="left" w:pos="1832"/>
+          <w:tab w:val="left" w:pos="2748"/>
+          <w:tab w:val="left" w:pos="3664"/>
+          <w:tab w:val="left" w:pos="4580"/>
+          <w:tab w:val="left" w:pos="5496"/>
+          <w:tab w:val="left" w:pos="6412"/>
+          <w:tab w:val="left" w:pos="7328"/>
+          <w:tab w:val="left" w:pos="8244"/>
+          <w:tab w:val="left" w:pos="9160"/>
+          <w:tab w:val="left" w:pos="10076"/>
+          <w:tab w:val="left" w:pos="10992"/>
+          <w:tab w:val="left" w:pos="11908"/>
+          <w:tab w:val="left" w:pos="12824"/>
+          <w:tab w:val="left" w:pos="13740"/>
+          <w:tab w:val="left" w:pos="14656"/>
+        </w:tabs>
+        <w:spacing w:after="0" w:line="240" w:lineRule="auto"/>
+        <w:ind w:left="720"/>
+        <w:rPr>
+          <w:rFonts w:ascii="Courier New" w:eastAsia="Times New Roman" w:hAnsi="Courier New" w:cs="Courier New"/>
+          <w:sz w:val="20"/>
+          <w:szCs w:val="20"/>
+        </w:rPr>
+      </w:pPr>
+      <w:r>
+        <w:rPr>
+          <w:rFonts w:ascii="Courier New" w:eastAsia="Times New Roman" w:hAnsi="Courier New" w:cs="Courier New"/>
+          <w:sz w:val="20"/>
+          <w:szCs w:val="20"/>
+        </w:rPr>
+        <w:t xml:space="preserve">        ↓</w:t>
+      </w:r>
+    </w:p>
+    <w:p>
+      <w:pPr>
+        <w:tabs>
+          <w:tab w:val="left" w:pos="916"/>
+          <w:tab w:val="left" w:pos="1832"/>
+          <w:tab w:val="left" w:pos="2748"/>
+          <w:tab w:val="left" w:pos="3664"/>
+          <w:tab w:val="left" w:pos="4580"/>
+          <w:tab w:val="left" w:pos="5496"/>
+          <w:tab w:val="left" w:pos="6412"/>
+          <w:tab w:val="left" w:pos="7328"/>
+          <w:tab w:val="left" w:pos="8244"/>
+          <w:tab w:val="left" w:pos="9160"/>
+          <w:tab w:val="left" w:pos="10076"/>
+          <w:tab w:val="left" w:pos="10992"/>
+          <w:tab w:val="left" w:pos="11908"/>
+          <w:tab w:val="left" w:pos="12824"/>
+          <w:tab w:val="left" w:pos="13740"/>
+          <w:tab w:val="left" w:pos="14656"/>
+        </w:tabs>
+        <w:spacing w:after="0" w:line="240" w:lineRule="auto"/>
+        <w:ind w:left="720"/>
+        <w:rPr>
+          <w:rFonts w:ascii="Courier New" w:eastAsia="Times New Roman" w:hAnsi="Courier New" w:cs="Courier New"/>
+          <w:sz w:val="20"/>
+          <w:szCs w:val="20"/>
+        </w:rPr>
+      </w:pPr>
+      <w:r>
+        <w:rPr>
+          <w:rFonts w:ascii="Courier New" w:eastAsia="Times New Roman" w:hAnsi="Courier New" w:cs="Courier New"/>
+          <w:sz w:val="20"/>
+          <w:szCs w:val="20"/>
+        </w:rPr>
+        <w:t xml:space="preserve">Interview continues</w:t>
+      </w:r>
+    </w:p>
     <w:p>
       <w:pPr>
         <w:pStyle w:val="Heading2"/>
@@ -4698,6 +4651,889 @@
           <w:rStyle w:val="HTMLCode"/>
         </w:rPr>
         <w:t>System stores adjusted score as Final Score</w:t>
+      </w:r>
+    </w:p>
+    <w:p/>
+    <w:p>
+      <w:pPr>
+        <w:pStyle w:val="Heading2"/>
+      </w:pPr>
+      <w:r>
+        <w:rPr/>
+        <w:t xml:space="preserve">4. Workflow — Create &amp; Schedule Exam / Admin Start</w:t>
+      </w:r>
+    </w:p>
+    <w:p>
+      <w:r>
+        <w:rPr>
+          <w:rStyle w:val="Heading3Char"/>
+          <w:b/>
+          <w:bCs/>
+          <w:rFonts w:eastAsiaTheme="majorEastAsia"/>
+        </w:rPr>
+        <w:t xml:space="preserve">Mục tiêu:</w:t>
+      </w:r>
+      <w:r>
+        <w:rPr>
+          <w:rStyle w:val="Heading3Char"/>
+          <w:rFonts w:eastAsiaTheme="majorEastAsia"/>
+        </w:rPr>
+        <w:t xml:space="preserve"> Lecturer tạo kỳ thi và gửi lịch; Admin khởi động kỳ thi đúng giờ để sinh viên vào thi khi Lambda STT/TTS đã sẵn sàng và audio câu hỏi đã tạo sẵn.</w:t>
+      </w:r>
+    </w:p>
+    <w:p>
+      <w:pPr>
+        <w:pStyle w:val="Heading3"/>
+      </w:pPr>
+      <w:r>
+        <w:rPr/>
+        <w:t xml:space="preserve">Actors</w:t>
+      </w:r>
+    </w:p>
+    <w:p>
+      <w:pPr>
+        <w:pStyle w:val="ListParagraph"/>
+        <w:numPr>
+          <w:ilvl w:val="0"/>
+          <w:numId w:val="7"/>
+        </w:numPr>
+        <w:spacing w:before="100" w:beforeAutospacing="1" w:after="100" w:afterAutospacing="1" w:line="240" w:lineRule="auto"/>
+      </w:pPr>
+      <w:r>
+        <w:rPr/>
+        <w:t xml:space="preserve">Lecturer</w:t>
+      </w:r>
+    </w:p>
+    <w:p>
+      <w:pPr>
+        <w:pStyle w:val="ListParagraph"/>
+        <w:numPr>
+          <w:ilvl w:val="0"/>
+          <w:numId w:val="7"/>
+        </w:numPr>
+        <w:spacing w:before="100" w:beforeAutospacing="1" w:after="100" w:afterAutospacing="1" w:line="240" w:lineRule="auto"/>
+      </w:pPr>
+      <w:r>
+        <w:rPr/>
+        <w:t xml:space="preserve">Admin</w:t>
+      </w:r>
+    </w:p>
+    <w:p>
+      <w:pPr>
+        <w:pStyle w:val="ListParagraph"/>
+        <w:numPr>
+          <w:ilvl w:val="0"/>
+          <w:numId w:val="7"/>
+        </w:numPr>
+        <w:spacing w:before="100" w:beforeAutospacing="1" w:after="100" w:afterAutospacing="1" w:line="240" w:lineRule="auto"/>
+      </w:pPr>
+      <w:r>
+        <w:rPr/>
+        <w:t xml:space="preserve">AIVES</w:t>
+      </w:r>
+    </w:p>
+    <w:p>
+      <w:pPr>
+        <w:pStyle w:val="ListParagraph"/>
+        <w:numPr>
+          <w:ilvl w:val="0"/>
+          <w:numId w:val="7"/>
+        </w:numPr>
+        <w:spacing w:before="100" w:beforeAutospacing="1" w:after="100" w:afterAutospacing="1" w:line="240" w:lineRule="auto"/>
+      </w:pPr>
+      <w:r>
+        <w:rPr/>
+        <w:t xml:space="preserve">Exam Session Service</w:t>
+      </w:r>
+    </w:p>
+    <w:p>
+      <w:pPr>
+        <w:pStyle w:val="ListParagraph"/>
+        <w:numPr>
+          <w:ilvl w:val="0"/>
+          <w:numId w:val="7"/>
+        </w:numPr>
+        <w:spacing w:before="100" w:beforeAutospacing="1" w:after="100" w:afterAutospacing="1" w:line="240" w:lineRule="auto"/>
+      </w:pPr>
+      <w:r>
+        <w:rPr/>
+        <w:t xml:space="preserve">Background Job Queue (Postgres background_job)</w:t>
+      </w:r>
+    </w:p>
+    <w:p>
+      <w:pPr>
+        <w:pStyle w:val="ListParagraph"/>
+        <w:numPr>
+          <w:ilvl w:val="0"/>
+          <w:numId w:val="7"/>
+        </w:numPr>
+        <w:spacing w:before="100" w:beforeAutospacing="1" w:after="100" w:afterAutospacing="1" w:line="240" w:lineRule="auto"/>
+      </w:pPr>
+      <w:r>
+        <w:rPr/>
+        <w:t xml:space="preserve">STT Lambda / TTS Lambda</w:t>
+      </w:r>
+    </w:p>
+    <w:p>
+      <w:pPr>
+        <w:pStyle w:val="ListParagraph"/>
+        <w:numPr>
+          <w:ilvl w:val="0"/>
+          <w:numId w:val="7"/>
+        </w:numPr>
+        <w:spacing w:before="100" w:beforeAutospacing="1" w:after="100" w:afterAutospacing="1" w:line="240" w:lineRule="auto"/>
+      </w:pPr>
+      <w:r>
+        <w:rPr/>
+        <w:t xml:space="preserve">Database</w:t>
+      </w:r>
+    </w:p>
+    <w:p>
+      <w:pPr>
+        <w:pStyle w:val="Heading3"/>
+      </w:pPr>
+      <w:r>
+        <w:rPr/>
+        <w:t xml:space="preserve">Main Flow</w:t>
+      </w:r>
+    </w:p>
+    <w:p>
+      <w:pPr>
+        <w:pStyle w:val="ListParagraph"/>
+        <w:numPr>
+          <w:ilvl w:val="0"/>
+          <w:numId w:val="15"/>
+        </w:numPr>
+      </w:pPr>
+      <w:r>
+        <w:rPr/>
+        <w:t xml:space="preserve">Lecturer creates an exam session: subject, topic, students, examiners, one exam-wide window (opens_at, closes_at), number of main questions, follow-up caps per question and per candidate, optional Bloom mix and time limits.</w:t>
+      </w:r>
+    </w:p>
+    <w:p>
+      <w:pPr>
+        <w:pStyle w:val="ListParagraph"/>
+        <w:numPr>
+          <w:ilvl w:val="0"/>
+          <w:numId w:val="15"/>
+        </w:numPr>
+      </w:pPr>
+      <w:r>
+        <w:rPr/>
+        <w:t xml:space="preserve">System validates the configuration and saves the exam as DRAFT.</w:t>
+      </w:r>
+    </w:p>
+    <w:p>
+      <w:pPr>
+        <w:pStyle w:val="ListParagraph"/>
+        <w:numPr>
+          <w:ilvl w:val="0"/>
+          <w:numId w:val="15"/>
+        </w:numPr>
+      </w:pPr>
+      <w:r>
+        <w:rPr/>
+        <w:t xml:space="preserve">Lecturer selects Submit schedule.</w:t>
+      </w:r>
+    </w:p>
+    <w:p>
+      <w:pPr>
+        <w:pStyle w:val="ListParagraph"/>
+        <w:numPr>
+          <w:ilvl w:val="0"/>
+          <w:numId w:val="15"/>
+        </w:numPr>
+      </w:pPr>
+      <w:r>
+        <w:rPr/>
+        <w:t xml:space="preserve">System checks that the window is set, closes_at is in the future and the topic has enough APPROVED questions in total and per Bloom level.</w:t>
+      </w:r>
+    </w:p>
+    <w:p>
+      <w:pPr>
+        <w:pStyle w:val="ListParagraph"/>
+        <w:numPr>
+          <w:ilvl w:val="0"/>
+          <w:numId w:val="15"/>
+        </w:numPr>
+      </w:pPr>
+      <w:r>
+        <w:rPr/>
+        <w:t xml:space="preserve">System moves the exam to SCHEDULED and records who scheduled it and when.</w:t>
+      </w:r>
+    </w:p>
+    <w:p>
+      <w:pPr>
+        <w:pStyle w:val="ListParagraph"/>
+        <w:numPr>
+          <w:ilvl w:val="0"/>
+          <w:numId w:val="15"/>
+        </w:numPr>
+      </w:pPr>
+      <w:r>
+        <w:rPr/>
+        <w:t xml:space="preserve">Admin opens the Exam schedule board and filters by status, subject and date range.</w:t>
+      </w:r>
+    </w:p>
+    <w:p>
+      <w:pPr>
+        <w:pStyle w:val="ListParagraph"/>
+        <w:numPr>
+          <w:ilvl w:val="0"/>
+          <w:numId w:val="15"/>
+        </w:numPr>
+      </w:pPr>
+      <w:r>
+        <w:rPr/>
+        <w:t xml:space="preserve">Admin selects Start on a SCHEDULED exam.</w:t>
+      </w:r>
+    </w:p>
+    <w:p>
+      <w:pPr>
+        <w:pStyle w:val="ListParagraph"/>
+        <w:numPr>
+          <w:ilvl w:val="0"/>
+          <w:numId w:val="15"/>
+        </w:numPr>
+      </w:pPr>
+      <w:r>
+        <w:rPr/>
+        <w:t xml:space="preserve">In one transaction the system sets the exam to OPEN, records started_at and started_by, and locks the rubrics of all APPROVED questions of the topic.</w:t>
+      </w:r>
+    </w:p>
+    <w:p>
+      <w:pPr>
+        <w:pStyle w:val="ListParagraph"/>
+        <w:numPr>
+          <w:ilvl w:val="0"/>
+          <w:numId w:val="15"/>
+        </w:numPr>
+      </w:pPr>
+      <w:r>
+        <w:rPr/>
+        <w:t xml:space="preserve">Without blocking the request, the system warms the STT and TTS Lambdas for the exam language, enqueues PREPARE_EXAM_AUDIO to pre-generate audio for every APPROVED question, and enqueues KEEP_WARM to ping both Lambdas every 5 minutes until closes_at.</w:t>
+      </w:r>
+    </w:p>
+    <w:p>
+      <w:pPr>
+        <w:pStyle w:val="ListParagraph"/>
+        <w:numPr>
+          <w:ilvl w:val="0"/>
+          <w:numId w:val="15"/>
+        </w:numPr>
+      </w:pPr>
+      <w:r>
+        <w:rPr/>
+        <w:t xml:space="preserve">The board shows the warm status of STT and TTS and the audio progress (done/total).</w:t>
+      </w:r>
+    </w:p>
+    <w:p>
+      <w:pPr>
+        <w:pStyle w:val="ListParagraph"/>
+        <w:numPr>
+          <w:ilvl w:val="0"/>
+          <w:numId w:val="15"/>
+        </w:numPr>
+      </w:pPr>
+      <w:r>
+        <w:rPr/>
+        <w:t xml:space="preserve">Students start their interviews inside the window (Workflow 2); the STT Lambda is warmed again for each new interview.</w:t>
+      </w:r>
+    </w:p>
+    <w:p>
+      <w:pPr>
+        <w:pStyle w:val="ListParagraph"/>
+        <w:numPr>
+          <w:ilvl w:val="0"/>
+          <w:numId w:val="15"/>
+        </w:numPr>
+      </w:pPr>
+      <w:r>
+        <w:rPr/>
+        <w:t xml:space="preserve">Admin or Lecturer closes the exam; the status becomes CLOSED and keep-warm stops.</w:t>
+      </w:r>
+    </w:p>
+    <w:p>
+      <w:pPr>
+        <w:pStyle w:val="Heading3"/>
+      </w:pPr>
+      <w:r>
+        <w:rPr/>
+        <w:t xml:space="preserve">Alternative Flows</w:t>
+      </w:r>
+    </w:p>
+    <w:p>
+      <w:pPr>
+        <w:pStyle w:val="Heading3"/>
+      </w:pPr>
+      <w:r>
+        <w:rPr/>
+        <w:t xml:space="preserve">A1 — Not enough approved questions</w:t>
+      </w:r>
+    </w:p>
+    <w:p>
+      <w:pPr>
+        <w:pStyle w:val="NormalWeb"/>
+      </w:pPr>
+      <w:r>
+        <w:rPr/>
+        <w:t xml:space="preserve">At Step 4:</w:t>
+      </w:r>
+    </w:p>
+    <w:p>
+      <w:pPr>
+        <w:pStyle w:val="HTMLPreformatted"/>
+        <w:ind w:left="720"/>
+        <w:rPr>
+          <w:rStyle w:val="HTMLCode"/>
+        </w:rPr>
+      </w:pPr>
+      <w:r>
+        <w:rPr>
+          <w:rStyle w:val="HTMLCode"/>
+        </w:rPr>
+        <w:t xml:space="preserve">Topic lacks APPROVED questions (in total or for a Bloom level)</w:t>
+      </w:r>
+    </w:p>
+    <w:p>
+      <w:pPr>
+        <w:pStyle w:val="HTMLPreformatted"/>
+        <w:ind w:left="720"/>
+        <w:rPr>
+          <w:rStyle w:val="HTMLCode"/>
+        </w:rPr>
+      </w:pPr>
+      <w:r>
+        <w:rPr>
+          <w:rStyle w:val="HTMLCode"/>
+        </w:rPr>
+        <w:t xml:space="preserve">        ↓</w:t>
+      </w:r>
+    </w:p>
+    <w:p>
+      <w:pPr>
+        <w:pStyle w:val="HTMLPreformatted"/>
+        <w:ind w:left="720"/>
+        <w:rPr>
+          <w:rStyle w:val="HTMLCode"/>
+        </w:rPr>
+      </w:pPr>
+      <w:r>
+        <w:rPr>
+          <w:rStyle w:val="HTMLCode"/>
+        </w:rPr>
+        <w:t xml:space="preserve">System rejects Submit schedule</w:t>
+      </w:r>
+    </w:p>
+    <w:p>
+      <w:pPr>
+        <w:pStyle w:val="HTMLPreformatted"/>
+        <w:ind w:left="720"/>
+        <w:rPr>
+          <w:rStyle w:val="HTMLCode"/>
+        </w:rPr>
+      </w:pPr>
+      <w:r>
+        <w:rPr>
+          <w:rStyle w:val="HTMLCode"/>
+        </w:rPr>
+        <w:t xml:space="preserve">        ↓</w:t>
+      </w:r>
+    </w:p>
+    <w:p>
+      <w:pPr>
+        <w:pStyle w:val="HTMLPreformatted"/>
+        <w:ind w:left="720"/>
+        <w:rPr>
+          <w:rStyle w:val="HTMLCode"/>
+        </w:rPr>
+      </w:pPr>
+      <w:r>
+        <w:rPr>
+          <w:rStyle w:val="HTMLCode"/>
+        </w:rPr>
+        <w:t xml:space="preserve">System shows the missing levels</w:t>
+      </w:r>
+    </w:p>
+    <w:p>
+      <w:pPr>
+        <w:pStyle w:val="HTMLPreformatted"/>
+        <w:ind w:left="720"/>
+        <w:rPr>
+          <w:rStyle w:val="HTMLCode"/>
+        </w:rPr>
+      </w:pPr>
+      <w:r>
+        <w:rPr>
+          <w:rStyle w:val="HTMLCode"/>
+        </w:rPr>
+        <w:t xml:space="preserve">        ↓</w:t>
+      </w:r>
+    </w:p>
+    <w:p>
+      <w:pPr>
+        <w:pStyle w:val="HTMLPreformatted"/>
+        <w:ind w:left="720"/>
+      </w:pPr>
+      <w:r>
+        <w:rPr>
+          <w:rStyle w:val="HTMLCode"/>
+        </w:rPr>
+        <w:t xml:space="preserve">Exam stays DRAFT</w:t>
+      </w:r>
+    </w:p>
+    <w:p/>
+    <w:p>
+      <w:pPr>
+        <w:pStyle w:val="Heading3"/>
+      </w:pPr>
+      <w:r>
+        <w:rPr/>
+        <w:t xml:space="preserve">A2 — Window missing or already passed</w:t>
+      </w:r>
+    </w:p>
+    <w:p>
+      <w:pPr>
+        <w:pStyle w:val="NormalWeb"/>
+      </w:pPr>
+      <w:r>
+        <w:rPr/>
+        <w:t xml:space="preserve">At Step 4 / Step 7:</w:t>
+      </w:r>
+    </w:p>
+    <w:p>
+      <w:pPr>
+        <w:pStyle w:val="HTMLPreformatted"/>
+        <w:ind w:left="720"/>
+        <w:rPr>
+          <w:rStyle w:val="HTMLCode"/>
+        </w:rPr>
+      </w:pPr>
+      <w:r>
+        <w:rPr>
+          <w:rStyle w:val="HTMLCode"/>
+        </w:rPr>
+        <w:t xml:space="preserve">Window not set or closes_at already passed</w:t>
+      </w:r>
+    </w:p>
+    <w:p>
+      <w:pPr>
+        <w:pStyle w:val="HTMLPreformatted"/>
+        <w:ind w:left="720"/>
+        <w:rPr>
+          <w:rStyle w:val="HTMLCode"/>
+        </w:rPr>
+      </w:pPr>
+      <w:r>
+        <w:rPr>
+          <w:rStyle w:val="HTMLCode"/>
+        </w:rPr>
+        <w:t xml:space="preserve">        ↓</w:t>
+      </w:r>
+    </w:p>
+    <w:p>
+      <w:pPr>
+        <w:pStyle w:val="HTMLPreformatted"/>
+        <w:ind w:left="720"/>
+        <w:rPr>
+          <w:rStyle w:val="HTMLCode"/>
+        </w:rPr>
+      </w:pPr>
+      <w:r>
+        <w:rPr>
+          <w:rStyle w:val="HTMLCode"/>
+        </w:rPr>
+        <w:t xml:space="preserve">System rejects the request</w:t>
+      </w:r>
+    </w:p>
+    <w:p>
+      <w:pPr>
+        <w:pStyle w:val="HTMLPreformatted"/>
+        <w:ind w:left="720"/>
+        <w:rPr>
+          <w:rStyle w:val="HTMLCode"/>
+        </w:rPr>
+      </w:pPr>
+      <w:r>
+        <w:rPr>
+          <w:rStyle w:val="HTMLCode"/>
+        </w:rPr>
+        <w:t xml:space="preserve">        ↓</w:t>
+      </w:r>
+    </w:p>
+    <w:p>
+      <w:pPr>
+        <w:pStyle w:val="HTMLPreformatted"/>
+        <w:ind w:left="720"/>
+        <w:rPr>
+          <w:rStyle w:val="HTMLCode"/>
+        </w:rPr>
+      </w:pPr>
+      <w:r>
+        <w:rPr>
+          <w:rStyle w:val="HTMLCode"/>
+        </w:rPr>
+        <w:t xml:space="preserve">Lecturer selects Withdraw (SCHEDULED → DRAFT)</w:t>
+      </w:r>
+    </w:p>
+    <w:p>
+      <w:pPr>
+        <w:pStyle w:val="HTMLPreformatted"/>
+        <w:ind w:left="720"/>
+        <w:rPr>
+          <w:rStyle w:val="HTMLCode"/>
+        </w:rPr>
+      </w:pPr>
+      <w:r>
+        <w:rPr>
+          <w:rStyle w:val="HTMLCode"/>
+        </w:rPr>
+        <w:t xml:space="preserve">        ↓</w:t>
+      </w:r>
+    </w:p>
+    <w:p>
+      <w:pPr>
+        <w:pStyle w:val="HTMLPreformatted"/>
+        <w:ind w:left="720"/>
+      </w:pPr>
+      <w:r>
+        <w:rPr>
+          <w:rStyle w:val="HTMLCode"/>
+        </w:rPr>
+        <w:t xml:space="preserve">Lecturer fixes the window and submits again</w:t>
+      </w:r>
+    </w:p>
+    <w:p/>
+    <w:p>
+      <w:pPr>
+        <w:pStyle w:val="Heading3"/>
+      </w:pPr>
+      <w:r>
+        <w:rPr/>
+        <w:t xml:space="preserve">A3 — Warm-up fails</w:t>
+      </w:r>
+    </w:p>
+    <w:p>
+      <w:pPr>
+        <w:pStyle w:val="NormalWeb"/>
+      </w:pPr>
+      <w:r>
+        <w:rPr/>
+        <w:t xml:space="preserve">At Step 9:</w:t>
+      </w:r>
+    </w:p>
+    <w:p>
+      <w:pPr>
+        <w:pStyle w:val="HTMLPreformatted"/>
+        <w:ind w:left="720"/>
+        <w:rPr>
+          <w:rStyle w:val="HTMLCode"/>
+        </w:rPr>
+      </w:pPr>
+      <w:r>
+        <w:rPr>
+          <w:rStyle w:val="HTMLCode"/>
+        </w:rPr>
+        <w:t xml:space="preserve">STT or TTS Lambda warm-up fails</w:t>
+      </w:r>
+    </w:p>
+    <w:p>
+      <w:pPr>
+        <w:pStyle w:val="HTMLPreformatted"/>
+        <w:ind w:left="720"/>
+        <w:rPr>
+          <w:rStyle w:val="HTMLCode"/>
+        </w:rPr>
+      </w:pPr>
+      <w:r>
+        <w:rPr>
+          <w:rStyle w:val="HTMLCode"/>
+        </w:rPr>
+        <w:t xml:space="preserve">        ↓</w:t>
+      </w:r>
+    </w:p>
+    <w:p>
+      <w:pPr>
+        <w:pStyle w:val="HTMLPreformatted"/>
+        <w:ind w:left="720"/>
+        <w:rPr>
+          <w:rStyle w:val="HTMLCode"/>
+        </w:rPr>
+      </w:pPr>
+      <w:r>
+        <w:rPr>
+          <w:rStyle w:val="HTMLCode"/>
+        </w:rPr>
+        <w:t xml:space="preserve">Exam stays OPEN</w:t>
+      </w:r>
+    </w:p>
+    <w:p>
+      <w:pPr>
+        <w:pStyle w:val="HTMLPreformatted"/>
+        <w:ind w:left="720"/>
+        <w:rPr>
+          <w:rStyle w:val="HTMLCode"/>
+        </w:rPr>
+      </w:pPr>
+      <w:r>
+        <w:rPr>
+          <w:rStyle w:val="HTMLCode"/>
+        </w:rPr>
+        <w:t xml:space="preserve">        ↓</w:t>
+      </w:r>
+    </w:p>
+    <w:p>
+      <w:pPr>
+        <w:pStyle w:val="HTMLPreformatted"/>
+        <w:ind w:left="720"/>
+        <w:rPr>
+          <w:rStyle w:val="HTMLCode"/>
+        </w:rPr>
+      </w:pPr>
+      <w:r>
+        <w:rPr>
+          <w:rStyle w:val="HTMLCode"/>
+        </w:rPr>
+        <w:t xml:space="preserve">Board shows the error in the warm status</w:t>
+      </w:r>
+    </w:p>
+    <w:p>
+      <w:pPr>
+        <w:pStyle w:val="HTMLPreformatted"/>
+        <w:ind w:left="720"/>
+        <w:rPr>
+          <w:rStyle w:val="HTMLCode"/>
+        </w:rPr>
+      </w:pPr>
+      <w:r>
+        <w:rPr>
+          <w:rStyle w:val="HTMLCode"/>
+        </w:rPr>
+        <w:t xml:space="preserve">        ↓</w:t>
+      </w:r>
+    </w:p>
+    <w:p>
+      <w:pPr>
+        <w:pStyle w:val="HTMLPreformatted"/>
+        <w:ind w:left="720"/>
+      </w:pPr>
+      <w:r>
+        <w:rPr>
+          <w:rStyle w:val="HTMLCode"/>
+        </w:rPr>
+        <w:t xml:space="preserve">Admin selects Re-warm</w:t>
+      </w:r>
+    </w:p>
+    <w:p/>
+    <w:p>
+      <w:pPr>
+        <w:pStyle w:val="Heading3"/>
+      </w:pPr>
+      <w:r>
+        <w:rPr/>
+        <w:t xml:space="preserve">A4 — Student starts too early</w:t>
+      </w:r>
+    </w:p>
+    <w:p>
+      <w:pPr>
+        <w:pStyle w:val="NormalWeb"/>
+      </w:pPr>
+      <w:r>
+        <w:rPr/>
+        <w:t xml:space="preserve">At Step 11:</w:t>
+      </w:r>
+    </w:p>
+    <w:p>
+      <w:pPr>
+        <w:pStyle w:val="HTMLPreformatted"/>
+        <w:ind w:left="720"/>
+        <w:rPr>
+          <w:rStyle w:val="HTMLCode"/>
+        </w:rPr>
+      </w:pPr>
+      <w:r>
+        <w:rPr>
+          <w:rStyle w:val="HTMLCode"/>
+        </w:rPr>
+        <w:t xml:space="preserve">Exam not OPEN or before opens_at</w:t>
+      </w:r>
+    </w:p>
+    <w:p>
+      <w:pPr>
+        <w:pStyle w:val="HTMLPreformatted"/>
+        <w:ind w:left="720"/>
+        <w:rPr>
+          <w:rStyle w:val="HTMLCode"/>
+        </w:rPr>
+      </w:pPr>
+      <w:r>
+        <w:rPr>
+          <w:rStyle w:val="HTMLCode"/>
+        </w:rPr>
+        <w:t xml:space="preserve">        ↓</w:t>
+      </w:r>
+    </w:p>
+    <w:p>
+      <w:pPr>
+        <w:pStyle w:val="HTMLPreformatted"/>
+        <w:ind w:left="720"/>
+        <w:rPr>
+          <w:rStyle w:val="HTMLCode"/>
+        </w:rPr>
+      </w:pPr>
+      <w:r>
+        <w:rPr>
+          <w:rStyle w:val="HTMLCode"/>
+        </w:rPr>
+        <w:t xml:space="preserve">System rejects with EXAM_NOT_STARTED</w:t>
+      </w:r>
+    </w:p>
+    <w:p>
+      <w:pPr>
+        <w:pStyle w:val="HTMLPreformatted"/>
+        <w:ind w:left="720"/>
+        <w:rPr>
+          <w:rStyle w:val="HTMLCode"/>
+        </w:rPr>
+      </w:pPr>
+      <w:r>
+        <w:rPr>
+          <w:rStyle w:val="HTMLCode"/>
+        </w:rPr>
+        <w:t xml:space="preserve">        ↓</w:t>
+      </w:r>
+    </w:p>
+    <w:p>
+      <w:pPr>
+        <w:pStyle w:val="HTMLPreformatted"/>
+        <w:ind w:left="720"/>
+      </w:pPr>
+      <w:r>
+        <w:rPr>
+          <w:rStyle w:val="HTMLCode"/>
+        </w:rPr>
+        <w:t xml:space="preserve">Student dashboard shows the opening time and "not started yet"</w:t>
+      </w:r>
+    </w:p>
+    <w:p/>
+    <w:p>
+      <w:pPr>
+        <w:pStyle w:val="Heading3"/>
+      </w:pPr>
+      <w:r>
+        <w:rPr/>
+        <w:t xml:space="preserve">A5 — Not enough questions for a fresh set</w:t>
+      </w:r>
+    </w:p>
+    <w:p>
+      <w:pPr>
+        <w:pStyle w:val="NormalWeb"/>
+      </w:pPr>
+      <w:r>
+        <w:rPr/>
+        <w:t xml:space="preserve">At Step 11:</w:t>
+      </w:r>
+    </w:p>
+    <w:p>
+      <w:pPr>
+        <w:pStyle w:val="HTMLPreformatted"/>
+        <w:ind w:left="720"/>
+        <w:rPr>
+          <w:rStyle w:val="HTMLCode"/>
+        </w:rPr>
+      </w:pPr>
+      <w:r>
+        <w:rPr>
+          <w:rStyle w:val="HTMLCode"/>
+        </w:rPr>
+        <w:t xml:space="preserve">Bank too small to avoid questions of the most recent candidates</w:t>
+      </w:r>
+    </w:p>
+    <w:p>
+      <w:pPr>
+        <w:pStyle w:val="HTMLPreformatted"/>
+        <w:ind w:left="720"/>
+        <w:rPr>
+          <w:rStyle w:val="HTMLCode"/>
+        </w:rPr>
+      </w:pPr>
+      <w:r>
+        <w:rPr>
+          <w:rStyle w:val="HTMLCode"/>
+        </w:rPr>
+        <w:t xml:space="preserve">        ↓</w:t>
+      </w:r>
+    </w:p>
+    <w:p>
+      <w:pPr>
+        <w:pStyle w:val="HTMLPreformatted"/>
+        <w:ind w:left="720"/>
+        <w:rPr>
+          <w:rStyle w:val="HTMLCode"/>
+        </w:rPr>
+      </w:pPr>
+      <w:r>
+        <w:rPr>
+          <w:rStyle w:val="HTMLCode"/>
+        </w:rPr>
+        <w:t xml:space="preserve">System relaxes the exclusion, starting from the oldest candidate</w:t>
+      </w:r>
+    </w:p>
+    <w:p>
+      <w:pPr>
+        <w:pStyle w:val="HTMLPreformatted"/>
+        <w:ind w:left="720"/>
+        <w:rPr>
+          <w:rStyle w:val="HTMLCode"/>
+        </w:rPr>
+      </w:pPr>
+      <w:r>
+        <w:rPr>
+          <w:rStyle w:val="HTMLCode"/>
+        </w:rPr>
+        <w:t xml:space="preserve">        ↓</w:t>
+      </w:r>
+    </w:p>
+    <w:p>
+      <w:pPr>
+        <w:pStyle w:val="HTMLPreformatted"/>
+        <w:ind w:left="720"/>
+        <w:rPr>
+          <w:rStyle w:val="HTMLCode"/>
+        </w:rPr>
+      </w:pPr>
+      <w:r>
+        <w:rPr>
+          <w:rStyle w:val="HTMLCode"/>
+        </w:rPr>
+        <w:t xml:space="preserve">System records a warning</w:t>
+      </w:r>
+    </w:p>
+    <w:p>
+      <w:pPr>
+        <w:pStyle w:val="HTMLPreformatted"/>
+        <w:ind w:left="720"/>
+        <w:rPr>
+          <w:rStyle w:val="HTMLCode"/>
+        </w:rPr>
+      </w:pPr>
+      <w:r>
+        <w:rPr>
+          <w:rStyle w:val="HTMLCode"/>
+        </w:rPr>
+        <w:t xml:space="preserve">        ↓</w:t>
+      </w:r>
+    </w:p>
+    <w:p>
+      <w:pPr>
+        <w:pStyle w:val="HTMLPreformatted"/>
+        <w:ind w:left="720"/>
+      </w:pPr>
+      <w:r>
+        <w:rPr>
+          <w:rStyle w:val="HTMLCode"/>
+        </w:rPr>
+        <w:t xml:space="preserve">Interview starts with the same Bloom mix</w:t>
       </w:r>
     </w:p>
     <w:sectPr>
@@ -6308,6 +7144,12 @@
   </w:num>
   <w:num w:numId="14">
     <w:abstractNumId w:val="9"/>
+  </w:num>
+  <w:num w:numId="15">
+    <w:abstractNumId w:val="2"/>
+    <w:lvlOverride w:ilvl="0">
+      <w:startOverride w:val="1"/>
+    </w:lvlOverride>
   </w:num>
 </w:numbering>
 </file>
